--- a/facilitator-guide-psych-safety.docx
+++ b/facilitator-guide-psych-safety.docx
@@ -851,6 +851,132 @@
       </w:r>
       <w:r>
         <w:t xml:space="preserve"> canvas for one-to-one follow-up.</w:t>
+      </w:r>
+    </w:p>
+    <w:p>
+      <w:pPr>
+        <w:pStyle w:val="Heading1"/>
+      </w:pPr>
+      <w:r>
+        <w:t xml:space="preserve">Recreate it in your whiteboard</w:t>
+      </w:r>
+    </w:p>
+    <w:p>
+      <w:pPr>
+        <w:pStyle w:val="Small"/>
+      </w:pPr>
+      <w:r>
+        <w:t xml:space="preserve">Paste this into your whiteboard's AI assistant (for example Miro AI or Atlassian Rovo) or a general assistant, to get an editable, native version of the board. Results vary by tool, so expect to tidy it up. For an exact copy, import the SVG as a locked background instead.</w:t>
+      </w:r>
+    </w:p>
+    <w:p>
+      <w:r>
+        <w:t xml:space="preserve">Create an editable whiteboard for “Psychological Safety Check”, a workshop board.</w:t>
+      </w:r>
+    </w:p>
+    <w:p>
+      <w:r>
+        <w:t xml:space="preserve">Purpose: An anonymous check of how safe it feels to speak up, take risks and admit mistakes, and what to do about it.</w:t>
+      </w:r>
+    </w:p>
+    <w:p>
+      <w:r>
+        <w:t xml:space="preserve">Layout: a wide landscape board (about 16:11). Make one frame per section below, placed as described. In each frame, add the section name as a heading, then its content as short text labels or empty fields to fill in. Leave space in each frame for sticky notes. Use the header colour given. Keep the wording as written and don't add extra content.</w:t>
+      </w:r>
+    </w:p>
+    <w:p>
+      <w:r>
+        <w:t xml:space="preserve">Key: Dot = One anonymous vote · Yellow Sticky = Observation</w:t>
+      </w:r>
+    </w:p>
+    <w:p>
+      <w:r>
+        <w:t xml:space="preserve">Sections:</w:t>
+      </w:r>
+    </w:p>
+    <w:p>
+      <w:r>
+        <w:t xml:space="preserve">1. The Check: top left, about 65% wide and 55% tall; header colour purple.</w:t>
+      </w:r>
+    </w:p>
+    <w:p>
+      <w:r>
+        <w:t xml:space="preserve">   Subtitle: One dot per statement · vote privately</w:t>
+      </w:r>
+    </w:p>
+    <w:p>
+      <w:r>
+        <w:t xml:space="preserve">   Content: Strongly disagree: · Disagree: · Neutral: · Agree: · Strongly agree: · 1. I can admit a mistake here without it being held against me. · 2. We raise problems and difficult topics openly. · 3. Different views and backgrounds are welcomed on this team. · 4. It's safe to try something new here, even if it might fail. · 5. I can ask anyone on the team for help. · 6. People on this team have my back. · 7. My ideas are listened to and used.</w:t>
+      </w:r>
+    </w:p>
+    <w:p>
+      <w:r>
+        <w:t xml:space="preserve">2. Run It Safely: top right, about 35% wide and 55% tall; header colour slate grey.</w:t>
+      </w:r>
+    </w:p>
+    <w:p>
+      <w:r>
+        <w:t xml:space="preserve">   Subtitle: Safety first, or the results lie</w:t>
+      </w:r>
+    </w:p>
+    <w:p>
+      <w:r>
+        <w:t xml:space="preserve">   Content: Votes are anonymous (board turned away, or an online form) · Leaders and managers step out while voting · Results stay with the team unless it chooses to share · No one is asked to explain their vote · Talk about patterns, not individuals · Results · Statement: · Mostly agree: · Mostly disagree: · Change: · Re-run every 2–3 months to see the trend.</w:t>
+      </w:r>
+    </w:p>
+    <w:p>
+      <w:r>
+        <w:t xml:space="preserve">3. What We Notice: bottom left, about 35% wide and 40% tall; header colour blue.</w:t>
+      </w:r>
+    </w:p>
+    <w:p>
+      <w:r>
+        <w:t xml:space="preserve">   Subtitle: Patterns, not people</w:t>
+      </w:r>
+    </w:p>
+    <w:p>
+      <w:r>
+        <w:t xml:space="preserve">   Content: Where are votes lowest? What might explain it? · What would make it easier to speak up?</w:t>
+      </w:r>
+    </w:p>
+    <w:p>
+      <w:r>
+        <w:t xml:space="preserve">4. What Leaders Can Do: bottom centre, about 35% wide and 40% tall; header colour emerald green.</w:t>
+      </w:r>
+    </w:p>
+    <w:p>
+      <w:r>
+        <w:t xml:space="preserve">   Subtitle: Model it</w:t>
+      </w:r>
+    </w:p>
+    <w:p>
+      <w:r>
+        <w:t xml:space="preserve">   Content: Frame work as learning, not just doing · Admit your own mistakes and doubts · Ask genuine questions, then listen · Thank people for bad news and dissent · Respond to failure with curiosity, not blame · Make it clear every voice is wanted · Follow up on what people raise</w:t>
+      </w:r>
+    </w:p>
+    <w:p>
+      <w:r>
+        <w:t xml:space="preserve">5. Our Experiments: bottom right, about 35% wide and 40% tall; header colour dark green.</w:t>
+      </w:r>
+    </w:p>
+    <w:p>
+      <w:r>
+        <w:t xml:space="preserve">   Subtitle: Small changes · check them</w:t>
+      </w:r>
+    </w:p>
+    <w:p>
+      <w:r>
+        <w:t xml:space="preserve">   Content: Experiment: · Who: · Check on:</w:t>
+      </w:r>
+    </w:p>
+    <w:p>
+      <w:r>
+        <w:t xml:space="preserve">Footer questions: “What would make it easier to say what you really think here?” “When did someone last speak up, and what happened next?”</w:t>
+      </w:r>
+    </w:p>
+    <w:p>
+      <w:r>
+        <w:t xml:space="preserve">Original board for reference: https://eparker71.github.io/agile-ways-of-working/psych-safety-board.html</w:t>
       </w:r>
     </w:p>
     <w:p>

--- a/facilitator-guide-psych-safety.docx
+++ b/facilitator-guide-psych-safety.docx
@@ -764,6 +764,17 @@
         <w:rPr>
           <w:b/>
         </w:rPr>
+        <w:t xml:space="preserve">Safety isn't comfort. </w:t>
+      </w:r>
+      <w:r>
+        <w:t xml:space="preserve">High safety with low standards is a comfort zone. Aim for the learning zone: safe to speak up, and high standards.</w:t>
+      </w:r>
+    </w:p>
+    <w:p>
+      <w:r>
+        <w:rPr>
+          <w:b/>
+        </w:rPr>
         <w:t xml:space="preserve">Common pitfalls: </w:t>
       </w:r>
       <w:r>
@@ -850,7 +861,13 @@
         <w:t xml:space="preserve">Coaching Conversation</w:t>
       </w:r>
       <w:r>
-        <w:t xml:space="preserve"> canvas for one-to-one follow-up.</w:t>
+        <w:t xml:space="preserve"> canvas for one-to-one follow-up. Leaders can use the </w:t>
+      </w:r>
+      <w:r>
+        <w:t xml:space="preserve">Leading for Psychological Safety</w:t>
+      </w:r>
+      <w:r>
+        <w:t xml:space="preserve"> poster for daily habits.</w:t>
       </w:r>
     </w:p>
     <w:p>

--- a/facilitator-guide-psych-safety.docx
+++ b/facilitator-guide-psych-safety.docx
@@ -202,7 +202,7 @@
         </w:numPr>
       </w:pPr>
       <w:r>
-        <w:t xml:space="preserve">Print the board at A3, or run the vote in an anonymous online form</w:t>
+        <w:t xml:space="preserve">Print the board at A3 or 11×17, or run the vote in an anonymous online form</w:t>
       </w:r>
     </w:p>
     <w:p>
